--- a/pdfs/Sham_Satish_Thakare_MSCS_Resume.docx
+++ b/pdfs/Sham_Satish_Thakare_MSCS_Resume.docx
@@ -109,7 +109,7 @@
         <w:rPr>
           <w:b/>
         </w:rPr>
-        <w:t>Capital One Systems Research, Pune, India  |  Pre-Doctoral Researcher (Systems &amp; ML)</w:t>
+        <w:t>Independent Research Systems Research, Pune, India  |  Pre-Doctoral Researcher (Systems &amp; ML)</w:t>
         <w:tab/>
         <w:t>06/2024 – Present</w:t>
         <w:br/>
@@ -118,7 +118,7 @@
         <w:rPr>
           <w:i/>
         </w:rPr>
-        <w:t>Research Mentorship: Yuri Shelke (Distinguished Engineer at Capital One)</w:t>
+        <w:t>Research Mentorship:  (Distinguished Engineer at Independent Research)</w:t>
         <w:br/>
       </w:r>
       <w:r>
@@ -197,7 +197,7 @@
         <w:br/>
       </w:r>
       <w:r>
-        <w:t xml:space="preserve">  Sham Satish Thakare, Yuri Shelke (Distinguished Engineer, Capital One). Under Review at IEEE Transactions on Artificial Intelligence (IEEE TAI), 2024. Capital One Systems Research. [Code: github.com/shamddd/quorumshift]</w:t>
+        <w:t xml:space="preserve">  Sham Satish Thakare,  (Distinguished Engineer, Independent Research). Under Review at IEEE Transactions on Artificial Intelligence (IEEE TAI), 2024. Independent Research Systems Research. [Code: github.com/shamddd/quorumshift]</w:t>
         <w:br/>
       </w:r>
       <w:r>
